--- a/Paper/Document/outputs/camera ready/OS_Didiot.docx
+++ b/Paper/Document/outputs/camera ready/OS_Didiot.docx
@@ -7,7 +7,7 @@
         <w:pStyle w:val="Title"/>
       </w:pPr>
       <w:r>
-        <w:t xml:space="preserve">Intermedial Interference in a Coupled Generative Instrument: Evaluating Media Equality Through Modality Constraint and Replay</w:t>
+        <w:t xml:space="preserve">Evaluating Media Equality in Generative Audiovisual Composition Using Modality Constraint and Replay-Based Reveal</w:t>
       </w:r>
     </w:p>
     <w:p>
